--- a/buscaminas/HU 1 Selección de condiciones iniciales.docx
+++ b/buscaminas/HU 1 Selección de condiciones iniciales.docx
@@ -4,13 +4,8 @@
   <w:body>
     <w:p>
       <w:r>
-        <w:t xml:space="preserve">HU 1 Selección de condiciones </w:t>
-      </w:r>
-      <w:proofErr w:type="spellStart"/>
-      <w:r>
-        <w:t>iniciales</w:t>
-      </w:r>
-      <w:proofErr w:type="spellEnd"/>
+        <w:t>HU 1 Selección de condiciones iniciales</w:t>
+      </w:r>
     </w:p>
     <w:p>
       <w:proofErr w:type="spellStart"/>
